--- a/Layout/ConsInvoiceSGSListWord.docx
+++ b/Layout/ConsInvoiceSGSListWord.docx
@@ -25,7 +25,7 @@
                     </pic:cNvPicPr>
                   </pic:nvPicPr>
                   <pic:blipFill>
-                    <a:blip r:embed="rId5">
+                    <a:blip r:embed="rId6">
                       <a:extLst>
                         <a:ext uri="{28A0092B-C50C-407E-A947-70E740481C1C}">
                           <a14:useLocalDpi xmlns:a14="http://schemas.microsoft.com/office/drawing/2010/main" val="0"/>
@@ -162,7 +162,6 @@
                 <v:path gradientshapeok="t" o:connecttype="rect"/>
               </v:shapetype>
               <v:shape id="Text Box 1" style="position:absolute;margin-left:453.55pt;margin-top:9.4pt;width:504.75pt;height:49.5pt;z-index:251659264;visibility:visible;mso-wrap-style:square;mso-width-percent:0;mso-height-percent:0;mso-wrap-distance-left:9pt;mso-wrap-distance-top:0;mso-wrap-distance-right:9pt;mso-wrap-distance-bottom:0;mso-position-horizontal:right;mso-position-horizontal-relative:margin;mso-position-vertical:absolute;mso-position-vertical-relative:text;mso-width-percent:0;mso-height-percent:0;mso-width-relative:margin;mso-height-relative:margin;v-text-anchor:top" o:spid="_x0000_s1026" filled="f" stroked="f" type="#_x0000_t202" o:gfxdata="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">
-                <v:fill o:detectmouseclick="t"/>
                 <v:textbox>
                   <w:txbxContent>
                     <w:p>
@@ -214,48 +213,305 @@
     </w:p>
     <w:p/>
     <w:p/>
+    <w:p>
+      <w:pPr>
+        <w:rPr>
+          <w:sz w:val="28"/>
+          <w:szCs w:val="28"/>
+        </w:rPr>
+      </w:pPr>
+      <w:r>
+        <w:rPr>
+          <w:b/>
+          <w:bCs/>
+          <w:sz w:val="28"/>
+          <w:szCs w:val="28"/>
+        </w:rPr>
+        <w:t>Consolidated Invoice:</w:t>
+      </w:r>
+      <w:r>
+        <w:rPr>
+          <w:sz w:val="28"/>
+          <w:szCs w:val="28"/>
+        </w:rPr>
+        <w:t xml:space="preserve"> </w:t>
+      </w:r>
+      <w:sdt>
+        <w:sdtPr>
+          <w:rPr>
+            <w:b/>
+            <w:bCs/>
+            <w:sz w:val="28"/>
+            <w:szCs w:val="28"/>
+          </w:rPr>
+          <w:id w:val="-944920331"/>
+          <w:placeholder>
+            <w:docPart w:val="DefaultPlaceholder_-1854013440"/>
+          </w:placeholder>
+          <w15:dataBinding w:prefixMappings="xmlns:ns0='urn:microsoft-dynamics-nav/reports/Cons_invoice_report_SGS/50100/' " w:xpath="/ns0:NavWordReportXmlPart[1]/ns0:ConsSalesInvHeader[1]/ns0:No_ConsSalesInvHeader[1]" w:storeItemID="{4DDB2623-6F52-4CC1-8AFA-1F2BE3A6886E}" w16sdtdh:storeItemChecksum="v4mo1w=="/>
+        </w:sdtPr>
+        <w:sdtEndPr/>
+        <w:sdtContent>
+          <w:proofErr w:type="spellStart"/>
+          <w:r>
+            <w:rPr>
+              <w:b/>
+              <w:bCs/>
+              <w:sz w:val="28"/>
+              <w:szCs w:val="28"/>
+            </w:rPr>
+            <w:t>No_ConsSalesInvHeader</w:t>
+          </w:r>
+          <w:proofErr w:type="spellEnd"/>
+        </w:sdtContent>
+      </w:sdt>
+    </w:p>
+    <w:p>
+      <w:pPr>
+        <w:rPr>
+          <w:sz w:val="28"/>
+          <w:szCs w:val="28"/>
+        </w:rPr>
+      </w:pPr>
+      <w:r>
+        <w:rPr>
+          <w:sz w:val="28"/>
+          <w:szCs w:val="28"/>
+        </w:rPr>
+        <w:t>Customer</w:t>
+      </w:r>
+      <w:r>
+        <w:rPr>
+          <w:sz w:val="28"/>
+          <w:szCs w:val="28"/>
+        </w:rPr>
+        <w:t xml:space="preserve"> Account</w:t>
+      </w:r>
+      <w:r>
+        <w:rPr>
+          <w:sz w:val="28"/>
+          <w:szCs w:val="28"/>
+        </w:rPr>
+        <w:t>:</w:t>
+      </w:r>
+      <w:r>
+        <w:rPr>
+          <w:sz w:val="28"/>
+          <w:szCs w:val="28"/>
+        </w:rPr>
+        <w:t xml:space="preserve"> </w:t>
+      </w:r>
+      <w:sdt>
+        <w:sdtPr>
+          <w:rPr>
+            <w:sz w:val="28"/>
+            <w:szCs w:val="28"/>
+          </w:rPr>
+          <w:id w:val="-1624295964"/>
+          <w:placeholder>
+            <w:docPart w:val="DefaultPlaceholder_-1854013440"/>
+          </w:placeholder>
+          <w15:dataBinding w:prefixMappings="xmlns:ns0='urn:microsoft-dynamics-nav/reports/Cons_invoice_report_SGS/50100/' " w:xpath="/ns0:NavWordReportXmlPart[1]/ns0:ConsSalesInvHeader[1]/ns0:CustNo_ConsSalesInvHeader[1]" w:storeItemID="{4DDB2623-6F52-4CC1-8AFA-1F2BE3A6886E}" w16sdtdh:storeItemChecksum="v4mo1w=="/>
+        </w:sdtPr>
+        <w:sdtEndPr/>
+        <w:sdtContent>
+          <w:proofErr w:type="spellStart"/>
+          <w:r>
+            <w:rPr>
+              <w:sz w:val="28"/>
+              <w:szCs w:val="28"/>
+            </w:rPr>
+            <w:t>CustNo_ConsSalesInvHeader</w:t>
+          </w:r>
+          <w:proofErr w:type="spellEnd"/>
+        </w:sdtContent>
+      </w:sdt>
+    </w:p>
+    <w:p>
+      <w:pPr>
+        <w:rPr>
+          <w:sz w:val="28"/>
+          <w:szCs w:val="28"/>
+        </w:rPr>
+      </w:pPr>
+      <w:r>
+        <w:rPr>
+          <w:sz w:val="28"/>
+          <w:szCs w:val="28"/>
+        </w:rPr>
+        <w:t xml:space="preserve">From Date: </w:t>
+      </w:r>
+      <w:sdt>
+        <w:sdtPr>
+          <w:rPr>
+            <w:sz w:val="28"/>
+            <w:szCs w:val="28"/>
+          </w:rPr>
+          <w:id w:val="-633101579"/>
+          <w:placeholder>
+            <w:docPart w:val="DefaultPlaceholder_-1854013440"/>
+          </w:placeholder>
+          <w15:dataBinding w:prefixMappings="xmlns:ns0='urn:microsoft-dynamics-nav/reports/Cons_invoice_report_SGS/50100/' " w:xpath="/ns0:NavWordReportXmlPart[1]/ns0:ConsSalesInvHeader[1]/ns0:FromDate_ConsSalesInvHeader[1]" w:storeItemID="{4DDB2623-6F52-4CC1-8AFA-1F2BE3A6886E}" w16sdtdh:storeItemChecksum="v4mo1w=="/>
+        </w:sdtPr>
+        <w:sdtEndPr/>
+        <w:sdtContent>
+          <w:proofErr w:type="spellStart"/>
+          <w:r>
+            <w:rPr>
+              <w:sz w:val="28"/>
+              <w:szCs w:val="28"/>
+            </w:rPr>
+            <w:t>FromDate_ConsSalesInvHeader</w:t>
+          </w:r>
+          <w:proofErr w:type="spellEnd"/>
+        </w:sdtContent>
+      </w:sdt>
+    </w:p>
+    <w:p>
+      <w:pPr>
+        <w:rPr>
+          <w:sz w:val="28"/>
+          <w:szCs w:val="28"/>
+        </w:rPr>
+      </w:pPr>
+      <w:r>
+        <w:rPr>
+          <w:sz w:val="28"/>
+          <w:szCs w:val="28"/>
+        </w:rPr>
+        <w:t xml:space="preserve">To Date: </w:t>
+      </w:r>
+      <w:sdt>
+        <w:sdtPr>
+          <w:rPr>
+            <w:sz w:val="28"/>
+            <w:szCs w:val="28"/>
+          </w:rPr>
+          <w:id w:val="1269511224"/>
+          <w:placeholder>
+            <w:docPart w:val="DefaultPlaceholder_-1854013440"/>
+          </w:placeholder>
+          <w15:dataBinding w:prefixMappings="xmlns:ns0='urn:microsoft-dynamics-nav/reports/Cons_invoice_report_SGS/50100/' " w:xpath="/ns0:NavWordReportXmlPart[1]/ns0:ConsSalesInvHeader[1]/ns0:ToDate_ConsSalesInvHeader[1]" w:storeItemID="{4DDB2623-6F52-4CC1-8AFA-1F2BE3A6886E}" w16sdtdh:storeItemChecksum="v4mo1w=="/>
+        </w:sdtPr>
+        <w:sdtEndPr/>
+        <w:sdtContent>
+          <w:proofErr w:type="spellStart"/>
+          <w:r>
+            <w:rPr>
+              <w:sz w:val="28"/>
+              <w:szCs w:val="28"/>
+            </w:rPr>
+            <w:t>ToDate_ConsSalesInvHeader</w:t>
+          </w:r>
+          <w:proofErr w:type="spellEnd"/>
+        </w:sdtContent>
+      </w:sdt>
+    </w:p>
+    <w:p>
+      <w:pPr>
+        <w:rPr>
+          <w:sz w:val="28"/>
+          <w:szCs w:val="28"/>
+        </w:rPr>
+      </w:pPr>
+      <w:r>
+        <w:rPr>
+          <w:sz w:val="28"/>
+          <w:szCs w:val="28"/>
+        </w:rPr>
+        <w:t>Due Date:</w:t>
+      </w:r>
+      <w:r>
+        <w:rPr>
+          <w:sz w:val="28"/>
+          <w:szCs w:val="28"/>
+        </w:rPr>
+        <w:t xml:space="preserve"> </w:t>
+      </w:r>
+      <w:sdt>
+        <w:sdtPr>
+          <w:rPr>
+            <w:sz w:val="28"/>
+            <w:szCs w:val="28"/>
+          </w:rPr>
+          <w:id w:val="-193692452"/>
+          <w:placeholder>
+            <w:docPart w:val="DefaultPlaceholder_-1854013440"/>
+          </w:placeholder>
+          <w15:dataBinding w:prefixMappings="xmlns:ns0='urn:microsoft-dynamics-nav/reports/Cons_invoice_report_SGS/50100/' " w:xpath="/ns0:NavWordReportXmlPart[1]/ns0:ConsSalesInvHeader[1]/ns0:DueDate_ConsSalesInvHeader[1]" w:storeItemID="{4DDB2623-6F52-4CC1-8AFA-1F2BE3A6886E}" w16sdtdh:storeItemChecksum="v4mo1w=="/>
+        </w:sdtPr>
+        <w:sdtEndPr/>
+        <w:sdtContent>
+          <w:proofErr w:type="spellStart"/>
+          <w:r>
+            <w:rPr>
+              <w:sz w:val="28"/>
+              <w:szCs w:val="28"/>
+            </w:rPr>
+            <w:t>DueDate_ConsSalesInvHeader</w:t>
+          </w:r>
+          <w:proofErr w:type="spellEnd"/>
+        </w:sdtContent>
+      </w:sdt>
+    </w:p>
+    <w:p>
+      <w:pPr>
+        <w:rPr>
+          <w:sz w:val="28"/>
+          <w:szCs w:val="28"/>
+        </w:rPr>
+      </w:pPr>
+      <w:r>
+        <w:rPr>
+          <w:sz w:val="28"/>
+          <w:szCs w:val="28"/>
+        </w:rPr>
+        <w:t xml:space="preserve">Status: </w:t>
+      </w:r>
+      <w:sdt>
+        <w:sdtPr>
+          <w:rPr>
+            <w:sz w:val="28"/>
+            <w:szCs w:val="28"/>
+          </w:rPr>
+          <w:id w:val="146487860"/>
+          <w:placeholder>
+            <w:docPart w:val="DefaultPlaceholder_-1854013440"/>
+          </w:placeholder>
+          <w15:dataBinding w:prefixMappings="xmlns:ns0='urn:microsoft-dynamics-nav/reports/Cons_invoice_report_SGS/50100/' " w:xpath="/ns0:NavWordReportXmlPart[1]/ns0:ConsSalesInvHeader[1]/ns0:Status_ConsSalesInvHeader[1]" w:storeItemID="{4DDB2623-6F52-4CC1-8AFA-1F2BE3A6886E}" w16sdtdh:storeItemChecksum="v4mo1w=="/>
+        </w:sdtPr>
+        <w:sdtEndPr/>
+        <w:sdtContent>
+          <w:proofErr w:type="spellStart"/>
+          <w:r>
+            <w:rPr>
+              <w:sz w:val="28"/>
+              <w:szCs w:val="28"/>
+            </w:rPr>
+            <w:t>Status_ConsSalesInvHeader</w:t>
+          </w:r>
+          <w:proofErr w:type="spellEnd"/>
+        </w:sdtContent>
+      </w:sdt>
+    </w:p>
+    <w:p/>
     <w:tbl>
       <w:tblPr>
         <w:tblStyle w:val="TableGrid"/>
-        <w:tblW w:w="0" w:type="auto"/>
-        <w:tblInd w:w="-455" w:type="dxa"/>
+        <w:tblW w:w="10097" w:type="dxa"/>
+        <w:tblLayout w:type="fixed"/>
         <w:tblLook w:val="04A0" w:firstRow="1" w:lastRow="0" w:firstColumn="1" w:lastColumn="0" w:noHBand="0" w:noVBand="1"/>
       </w:tblPr>
       <w:tblGrid>
-        <w:gridCol w:w="2193"/>
-        <w:gridCol w:w="2211"/>
-        <w:gridCol w:w="2565"/>
-        <w:gridCol w:w="3114"/>
+        <w:gridCol w:w="1350"/>
+        <w:gridCol w:w="2880"/>
+        <w:gridCol w:w="2250"/>
+        <w:gridCol w:w="3617"/>
       </w:tblGrid>
       <w:tr>
         <w:tc>
           <w:tcPr>
-            <w:tcW w:w="2193" w:type="dxa"/>
-          </w:tcPr>
-          <w:p>
-            <w:pPr>
-              <w:jc w:val="center"/>
-              <w:rPr>
-                <w:b/>
-                <w:bCs/>
-                <w:sz w:val="28"/>
-                <w:szCs w:val="28"/>
-              </w:rPr>
-            </w:pPr>
-            <w:r>
-              <w:rPr>
-                <w:b/>
-                <w:bCs/>
-                <w:sz w:val="28"/>
-                <w:szCs w:val="28"/>
-              </w:rPr>
-              <w:t>Document</w:t>
-            </w:r>
-          </w:p>
-        </w:tc>
-        <w:tc>
-          <w:tcPr>
-            <w:tcW w:w="2211" w:type="dxa"/>
+            <w:tcW w:w="1350" w:type="dxa"/>
           </w:tcPr>
           <w:p>
             <w:pPr>
@@ -280,7 +536,7 @@
         </w:tc>
         <w:tc>
           <w:tcPr>
-            <w:tcW w:w="2565" w:type="dxa"/>
+            <w:tcW w:w="2880" w:type="dxa"/>
           </w:tcPr>
           <w:p>
             <w:pPr>
@@ -299,13 +555,13 @@
                 <w:sz w:val="28"/>
                 <w:szCs w:val="28"/>
               </w:rPr>
-              <w:t>Sales Invoice</w:t>
+              <w:t>Invoice</w:t>
             </w:r>
           </w:p>
         </w:tc>
         <w:tc>
           <w:tcPr>
-            <w:tcW w:w="3114" w:type="dxa"/>
+            <w:tcW w:w="2250" w:type="dxa"/>
           </w:tcPr>
           <w:p>
             <w:pPr>
@@ -324,82 +580,72 @@
                 <w:sz w:val="28"/>
                 <w:szCs w:val="28"/>
               </w:rPr>
-              <w:t>Sales Invoice Amount</w:t>
+              <w:t>Invoice Amount</w:t>
+            </w:r>
+          </w:p>
+        </w:tc>
+        <w:tc>
+          <w:tcPr>
+            <w:tcW w:w="3617" w:type="dxa"/>
+          </w:tcPr>
+          <w:p>
+            <w:pPr>
+              <w:jc w:val="center"/>
+              <w:rPr>
+                <w:b/>
+                <w:bCs/>
+                <w:sz w:val="28"/>
+                <w:szCs w:val="28"/>
+              </w:rPr>
+            </w:pPr>
+            <w:r>
+              <w:rPr>
+                <w:b/>
+                <w:bCs/>
+                <w:sz w:val="28"/>
+                <w:szCs w:val="28"/>
+              </w:rPr>
+              <w:t>Due Date</w:t>
             </w:r>
           </w:p>
         </w:tc>
       </w:tr>
       <w:sdt>
         <w:sdtPr>
-          <w:alias w:val="#Nav: /ConsSalesInvoiceLine"/>
+          <w:alias w:val="#Nav: /ConsSalesInvHeader/ConsSalesInvoiceLine"/>
           <w:tag w:val="#Nav: Cons_invoice_report_SGS/50100"/>
-          <w:id w:val="-1119215087"/>
-          <w15:dataBinding w:prefixMappings="xmlns:ns0='urn:microsoft-dynamics-nav/reports/Cons_invoice_report_SGS/50100/'" w:xpath="/ns0:NavWordReportXmlPart[1]/ns0:ConsSalesInvoiceLine" w:storeItemID="{4DDB2623-6F52-4CC1-8AFA-1F2BE3A6886E}"/>
+          <w:id w:val="-2022928825"/>
+          <w15:dataBinding w:prefixMappings="xmlns:ns0='urn:microsoft-dynamics-nav/reports/Cons_invoice_report_SGS/50100/'" w:xpath="/ns0:NavWordReportXmlPart[1]/ns0:ConsSalesInvHeader[1]/ns0:ConsSalesInvoiceLine" w:storeItemID="{4DDB2623-6F52-4CC1-8AFA-1F2BE3A6886E}"/>
           <w15:repeatingSection/>
         </w:sdtPr>
         <w:sdtEndPr/>
         <w:sdtContent>
           <w:sdt>
             <w:sdtPr>
-              <w:id w:val="1079799087"/>
+              <w:id w:val="1638373152"/>
               <w:placeholder>
-                <w:docPart w:val="07BDE3139F0D4D2AAC3341947029D745"/>
+                <w:docPart w:val="DefaultPlaceholder_-1854013435"/>
               </w:placeholder>
               <w15:repeatingSectionItem/>
             </w:sdtPr>
             <w:sdtEndPr/>
             <w:sdtContent>
               <w:tr>
-                <w:tc>
-                  <w:tcPr>
-                    <w:tcW w:w="2193" w:type="dxa"/>
-                  </w:tcPr>
-                  <w:sdt>
-                    <w:sdtPr>
-                      <w:alias w:val="#Nav: /ConsSalesInvoiceLine/ConsSalesInvoiceLine_DocNo"/>
-                      <w:tag w:val="#Nav: Cons_invoice_report_SGS/50100"/>
-                      <w:id w:val="-468971798"/>
-                      <w:placeholder>
-                        <w:docPart w:val="31F66AFAFECD4A708E501F065AABBC7D"/>
-                      </w:placeholder>
-                      <w15:dataBinding w:prefixMappings="xmlns:ns0='urn:microsoft-dynamics-nav/reports/Cons_invoice_report_SGS/50100/' " w:xpath="/ns0:NavWordReportXmlPart[1]/ns0:ConsSalesInvoiceLine[1]/ns0:ConsSalesInvoiceLine_DocNo[1]" w:storeItemID="{4DDB2623-6F52-4CC1-8AFA-1F2BE3A6886E}" w16sdtdh:storeItemChecksum="J/r4Dw=="/>
-                    </w:sdtPr>
-                    <w:sdtEndPr/>
-                    <w:sdtContent>
-                      <w:p>
-                        <w:pPr>
-                          <w:jc w:val="center"/>
-                        </w:pPr>
-                        <w:proofErr w:type="spellStart"/>
-                        <w:r>
-                          <w:t>ConsSalesInvoiceLine_DocNo</w:t>
-                        </w:r>
-                        <w:proofErr w:type="spellEnd"/>
-                      </w:p>
-                    </w:sdtContent>
-                  </w:sdt>
-                  <w:p>
-                    <w:pPr>
-                      <w:jc w:val="center"/>
-                    </w:pPr>
-                  </w:p>
-                </w:tc>
                 <w:sdt>
                   <w:sdtPr>
-                    <w:alias w:val="#Nav: /ConsSalesInvoiceLine/ConsSalesInvoiceLine_LineNo"/>
+                    <w:alias w:val="#Nav: /ConsSalesInvHeader/ConsSalesInvoiceLine/LineNo_ConsSalesInvoiceLine"/>
                     <w:tag w:val="#Nav: Cons_invoice_report_SGS/50100"/>
-                    <w:id w:val="-1917767744"/>
+                    <w:id w:val="-88078338"/>
                     <w:placeholder>
-                      <w:docPart w:val="31F66AFAFECD4A708E501F065AABBC7D"/>
+                      <w:docPart w:val="DefaultPlaceholder_-1854013440"/>
                     </w:placeholder>
-                    <w:dataBinding w:prefixMappings="xmlns:ns0='urn:microsoft-dynamics-nav/reports/Cons_invoice_report_SGS/50100/'" w:xpath="/ns0:NavWordReportXmlPart[1]/ns0:ConsSalesInvoiceLine[1]/ns0:ConsSalesInvoiceLine_LineNo[1]" w:storeItemID="{4DDB2623-6F52-4CC1-8AFA-1F2BE3A6886E}"/>
-                    <w:text/>
+                    <w15:dataBinding w:prefixMappings="xmlns:ns0='urn:microsoft-dynamics-nav/reports/Cons_invoice_report_SGS/50100/' " w:xpath="/ns0:NavWordReportXmlPart[1]/ns0:ConsSalesInvHeader[1]/ns0:ConsSalesInvoiceLine[1]/ns0:LineNo_ConsSalesInvoiceLine[1]" w:storeItemID="{4DDB2623-6F52-4CC1-8AFA-1F2BE3A6886E}" w16sdtdh:storeItemChecksum="v4mo1w=="/>
                   </w:sdtPr>
                   <w:sdtEndPr/>
                   <w:sdtContent>
                     <w:tc>
                       <w:tcPr>
-                        <w:tcW w:w="2211" w:type="dxa"/>
+                        <w:tcW w:w="1350" w:type="dxa"/>
                       </w:tcPr>
                       <w:p>
                         <w:pPr>
@@ -407,7 +653,7 @@
                         </w:pPr>
                         <w:proofErr w:type="spellStart"/>
                         <w:r>
-                          <w:t>ConsSalesInvoiceLine_LineNo</w:t>
+                          <w:t>LineNo_ConsSalesInvoiceLine</w:t>
                         </w:r>
                         <w:proofErr w:type="spellEnd"/>
                       </w:p>
@@ -416,20 +662,19 @@
                 </w:sdt>
                 <w:sdt>
                   <w:sdtPr>
-                    <w:alias w:val="#Nav: /ConsSalesInvoiceLine/ConsSalesInvoiceLine_SalesInvoice"/>
+                    <w:alias w:val="#Nav: /ConsSalesInvHeader/ConsSalesInvoiceLine/ChildInvoice_ConsSalesInvoiceLine"/>
                     <w:tag w:val="#Nav: Cons_invoice_report_SGS/50100"/>
-                    <w:id w:val="-1756047063"/>
+                    <w:id w:val="-1104334162"/>
                     <w:placeholder>
-                      <w:docPart w:val="31F66AFAFECD4A708E501F065AABBC7D"/>
+                      <w:docPart w:val="DefaultPlaceholder_-1854013440"/>
                     </w:placeholder>
-                    <w:dataBinding w:prefixMappings="xmlns:ns0='urn:microsoft-dynamics-nav/reports/Cons_invoice_report_SGS/50100/'" w:xpath="/ns0:NavWordReportXmlPart[1]/ns0:ConsSalesInvoiceLine[1]/ns0:ConsSalesInvoiceLine_SalesInvoice[1]" w:storeItemID="{4DDB2623-6F52-4CC1-8AFA-1F2BE3A6886E}"/>
-                    <w:text/>
+                    <w15:dataBinding w:prefixMappings="xmlns:ns0='urn:microsoft-dynamics-nav/reports/Cons_invoice_report_SGS/50100/' " w:xpath="/ns0:NavWordReportXmlPart[1]/ns0:ConsSalesInvHeader[1]/ns0:ConsSalesInvoiceLine[1]/ns0:ChildInvoice_ConsSalesInvoiceLine[1]" w:storeItemID="{4DDB2623-6F52-4CC1-8AFA-1F2BE3A6886E}" w16sdtdh:storeItemChecksum="v4mo1w=="/>
                   </w:sdtPr>
                   <w:sdtEndPr/>
                   <w:sdtContent>
                     <w:tc>
                       <w:tcPr>
-                        <w:tcW w:w="2565" w:type="dxa"/>
+                        <w:tcW w:w="2880" w:type="dxa"/>
                       </w:tcPr>
                       <w:p>
                         <w:pPr>
@@ -437,7 +682,7 @@
                         </w:pPr>
                         <w:proofErr w:type="spellStart"/>
                         <w:r>
-                          <w:t>ConsSalesInvoiceLine_SalesInvoice</w:t>
+                          <w:t>ChildInvoice_ConsSalesInvoiceLine</w:t>
                         </w:r>
                         <w:proofErr w:type="spellEnd"/>
                       </w:p>
@@ -446,20 +691,19 @@
                 </w:sdt>
                 <w:sdt>
                   <w:sdtPr>
-                    <w:alias w:val="#Nav: /ConsSalesInvoiceLine/ConsSalesInvoiceLine_SalesInvoiceAmount"/>
+                    <w:alias w:val="#Nav: /ConsSalesInvHeader/ConsSalesInvoiceLine/InvoiceAmount_ConsSalesInvoiceLine"/>
                     <w:tag w:val="#Nav: Cons_invoice_report_SGS/50100"/>
-                    <w:id w:val="-2046975416"/>
+                    <w:id w:val="-1770931340"/>
                     <w:placeholder>
-                      <w:docPart w:val="31F66AFAFECD4A708E501F065AABBC7D"/>
+                      <w:docPart w:val="DefaultPlaceholder_-1854013440"/>
                     </w:placeholder>
-                    <w:dataBinding w:prefixMappings="xmlns:ns0='urn:microsoft-dynamics-nav/reports/Cons_invoice_report_SGS/50100/'" w:xpath="/ns0:NavWordReportXmlPart[1]/ns0:ConsSalesInvoiceLine[1]/ns0:ConsSalesInvoiceLine_SalesInvoiceAmount[1]" w:storeItemID="{4DDB2623-6F52-4CC1-8AFA-1F2BE3A6886E}"/>
-                    <w:text/>
+                    <w15:dataBinding w:prefixMappings="xmlns:ns0='urn:microsoft-dynamics-nav/reports/Cons_invoice_report_SGS/50100/' " w:xpath="/ns0:NavWordReportXmlPart[1]/ns0:ConsSalesInvHeader[1]/ns0:ConsSalesInvoiceLine[1]/ns0:InvoiceAmount_ConsSalesInvoiceLine[1]" w:storeItemID="{4DDB2623-6F52-4CC1-8AFA-1F2BE3A6886E}" w16sdtdh:storeItemChecksum="v4mo1w=="/>
                   </w:sdtPr>
                   <w:sdtEndPr/>
                   <w:sdtContent>
                     <w:tc>
                       <w:tcPr>
-                        <w:tcW w:w="3114" w:type="dxa"/>
+                        <w:tcW w:w="2250" w:type="dxa"/>
                       </w:tcPr>
                       <w:p>
                         <w:pPr>
@@ -467,7 +711,36 @@
                         </w:pPr>
                         <w:proofErr w:type="spellStart"/>
                         <w:r>
-                          <w:t>ConsSalesInvoiceLine_SalesInvoiceAmount</w:t>
+                          <w:t>InvoiceAmount_ConsSalesInvoiceLine</w:t>
+                        </w:r>
+                        <w:proofErr w:type="spellEnd"/>
+                      </w:p>
+                    </w:tc>
+                  </w:sdtContent>
+                </w:sdt>
+                <w:sdt>
+                  <w:sdtPr>
+                    <w:alias w:val="#Nav: /ConsSalesInvHeader/ConsSalesInvoiceLine/DueDate_ConsSalesInvoiceLine"/>
+                    <w:tag w:val="#Nav: Cons_invoice_report_SGS/50100"/>
+                    <w:id w:val="725871131"/>
+                    <w:placeholder>
+                      <w:docPart w:val="DefaultPlaceholder_-1854013440"/>
+                    </w:placeholder>
+                    <w15:dataBinding w:prefixMappings="xmlns:ns0='urn:microsoft-dynamics-nav/reports/Cons_invoice_report_SGS/50100/' " w:xpath="/ns0:NavWordReportXmlPart[1]/ns0:ConsSalesInvHeader[1]/ns0:ConsSalesInvoiceLine[1]/ns0:DueDate_ConsSalesInvoiceLine[1]" w:storeItemID="{4DDB2623-6F52-4CC1-8AFA-1F2BE3A6886E}" w16sdtdh:storeItemChecksum="v4mo1w=="/>
+                  </w:sdtPr>
+                  <w:sdtEndPr/>
+                  <w:sdtContent>
+                    <w:tc>
+                      <w:tcPr>
+                        <w:tcW w:w="3617" w:type="dxa"/>
+                      </w:tcPr>
+                      <w:p>
+                        <w:pPr>
+                          <w:jc w:val="center"/>
+                        </w:pPr>
+                        <w:proofErr w:type="spellStart"/>
+                        <w:r>
+                          <w:t>DueDate_ConsSalesInvoiceLine</w:t>
                         </w:r>
                         <w:proofErr w:type="spellEnd"/>
                       </w:p>
@@ -954,7 +1227,7 @@
   <w:docParts>
     <w:docPart>
       <w:docPartPr>
-        <w:name w:val="07BDE3139F0D4D2AAC3341947029D745"/>
+        <w:name w:val="DefaultPlaceholder_-1854013440"/>
         <w:category>
           <w:name w:val="General"/>
           <w:gallery w:val="placeholder"/>
@@ -965,25 +1238,22 @@
         <w:behaviors>
           <w:behavior w:val="content"/>
         </w:behaviors>
-        <w:guid w:val="{66B0FCE0-4322-429B-AF0A-FFB38E38D2FE}"/>
+        <w:guid w:val="{98C795FB-30A4-4337-B7D9-3CDD336FE081}"/>
       </w:docPartPr>
       <w:docPartBody>
         <w:p>
-          <w:pPr>
-            <w:pStyle w:val="07BDE3139F0D4D2AAC3341947029D745"/>
-          </w:pPr>
           <w:r>
             <w:rPr>
               <w:rStyle w:val="PlaceholderText"/>
             </w:rPr>
-            <w:t>Enter any content that you want to repeat, including other content controls. You can also insert this control around table rows in order to repeat parts of a table.</w:t>
+            <w:t>Click or tap here to enter text.</w:t>
           </w:r>
         </w:p>
       </w:docPartBody>
     </w:docPart>
     <w:docPart>
       <w:docPartPr>
-        <w:name w:val="31F66AFAFECD4A708E501F065AABBC7D"/>
+        <w:name w:val="DefaultPlaceholder_-1854013435"/>
         <w:category>
           <w:name w:val="General"/>
           <w:gallery w:val="placeholder"/>
@@ -994,18 +1264,15 @@
         <w:behaviors>
           <w:behavior w:val="content"/>
         </w:behaviors>
-        <w:guid w:val="{A0B1D595-6B70-4E1E-9C27-D49AE59F83DB}"/>
+        <w:guid w:val="{DFCBCC97-F6EE-410C-A1A6-4DEFE54212E3}"/>
       </w:docPartPr>
       <w:docPartBody>
         <w:p>
-          <w:pPr>
-            <w:pStyle w:val="31F66AFAFECD4A708E501F065AABBC7D"/>
-          </w:pPr>
           <w:r>
             <w:rPr>
               <w:rStyle w:val="PlaceholderText"/>
             </w:rPr>
-            <w:t>Click or tap here to enter text.</w:t>
+            <w:t>Enter any content that you want to repeat, including other content controls. You can also insert this control around table rows in order to repeat parts of a table.</w:t>
           </w:r>
         </w:p>
       </w:docPartBody>
@@ -1023,12 +1290,28 @@
     <w:pitch w:val="variable"/>
     <w:sig w:usb0="E4002EFF" w:usb1="C000247B" w:usb2="00000009" w:usb3="00000000" w:csb0="000001FF" w:csb1="00000000"/>
   </w:font>
+  <w:font w:name="Yu Mincho">
+    <w:altName w:val="游明朝"/>
+    <w:panose1 w:val="02020400000000000000"/>
+    <w:charset w:val="80"/>
+    <w:family w:val="roman"/>
+    <w:pitch w:val="variable"/>
+    <w:sig w:usb0="800002E7" w:usb1="2AC7FCFF" w:usb2="00000012" w:usb3="00000000" w:csb0="0002009F" w:csb1="00000000"/>
+  </w:font>
   <w:font w:name="Times New Roman">
     <w:panose1 w:val="02020603050405020304"/>
     <w:charset w:val="00"/>
     <w:family w:val="roman"/>
     <w:pitch w:val="variable"/>
     <w:sig w:usb0="E0002EFF" w:usb1="C000785B" w:usb2="00000009" w:usb3="00000000" w:csb0="000001FF" w:csb1="00000000"/>
+  </w:font>
+  <w:font w:name="Yu Gothic Light">
+    <w:altName w:val="游ゴシック Light"/>
+    <w:panose1 w:val="020B0300000000000000"/>
+    <w:charset w:val="80"/>
+    <w:family w:val="swiss"/>
+    <w:pitch w:val="variable"/>
+    <w:sig w:usb0="E00002FF" w:usb1="2AC7FDFF" w:usb2="00000016" w:usb3="00000000" w:csb0="0002009F" w:csb1="00000000"/>
   </w:font>
   <w:font w:name="Calibri Light">
     <w:panose1 w:val="020F0302020204030204"/>
@@ -1056,11 +1339,17 @@
   </w:compat>
   <w:rsids>
     <w:rsidRoot w:val="00A57FD9"/>
+    <w:rsid w:val="00072BA8"/>
+    <w:rsid w:val="001F1E9C"/>
     <w:rsid w:val="001F7E25"/>
     <w:rsid w:val="0026519B"/>
     <w:rsid w:val="004A1F78"/>
     <w:rsid w:val="0062548D"/>
+    <w:rsid w:val="009A3460"/>
     <w:rsid w:val="00A57FD9"/>
+    <w:rsid w:val="00AC18FD"/>
+    <w:rsid w:val="00AD5AAA"/>
+    <w:rsid w:val="00DE2B92"/>
     <w:rsid w:val="00EA5B88"/>
   </w:rsids>
   <m:mathPr>
@@ -1076,7 +1365,7 @@
     <m:intLim m:val="subSup"/>
     <m:naryLim m:val="undOvr"/>
   </m:mathPr>
-  <w:themeFontLang w:val="en-US"/>
+  <w:themeFontLang w:val="en-US" w:eastAsia="ja-JP"/>
   <w:clrSchemeMapping w:bg1="light1" w:t1="dark1" w:bg2="light2" w:t2="dark2" w:accent1="accent1" w:accent2="accent2" w:accent3="accent3" w:accent4="accent4" w:accent5="accent5" w:accent6="accent6" w:hyperlink="hyperlink" w:followedHyperlink="followedHyperlink"/>
   <w:decimalSymbol w:val="."/>
   <w:listSeparator w:val=","/>
@@ -1515,18 +1804,10 @@
     <w:basedOn w:val="DefaultParagraphFont"/>
     <w:uiPriority w:val="99"/>
     <w:semiHidden/>
-    <w:rsid w:val="00EA5B88"/>
+    <w:rsid w:val="00DE2B92"/>
     <w:rPr>
       <w:color w:val="808080"/>
     </w:rPr>
-  </w:style>
-  <w:style w:type="paragraph" w:customStyle="1" w:styleId="07BDE3139F0D4D2AAC3341947029D745">
-    <w:name w:val="07BDE3139F0D4D2AAC3341947029D745"/>
-    <w:rsid w:val="00EA5B88"/>
-  </w:style>
-  <w:style w:type="paragraph" w:customStyle="1" w:styleId="31F66AFAFECD4A708E501F065AABBC7D">
-    <w:name w:val="31F66AFAFECD4A708E501F065AABBC7D"/>
-    <w:rsid w:val="00EA5B88"/>
   </w:style>
 </w:styles>
 </file>
@@ -1833,38 +2114,82 @@
 </a:theme>
 </file>
 
-<file path=customXml/item1.xml>��< ? x m l   v e r s i o n = " 1 . 0 "   e n c o d i n g = " u t f - 1 6 " ? > +<file path=customXml/item1.xml><?xml version="1.0" encoding="utf-8"?>
+<b:Sources xmlns:b="http://schemas.openxmlformats.org/officeDocument/2006/bibliography" xmlns="http://schemas.openxmlformats.org/officeDocument/2006/bibliography" SelectedStyle="\APASixthEditionOfficeOnline.xsl" StyleName="APA" Version="6"/>
+</file>
+
+<file path=customXml/item2.xml>��< ? x m l   v e r s i o n = " 1 . 0 "   e n c o d i n g = " u t f - 1 6 " ? >   
  < N a v W o r d R e p o r t X m l P a r t   x m l n s = " u r n : m i c r o s o f t - d y n a m i c s - n a v / r e p o r t s / C o n s _ i n v o i c e _ r e p o r t _ S G S / 5 0 1 0 0 / " >   
      < L a b e l s >   
-         < C o n s S a l e s I n v o i c e L i n e _ D o c N o C a p t i o n > C o n s S a l e s I n v o i c e L i n e _ D o c N o C a p t i o n < / C o n s S a l e s I n v o i c e L i n e _ D o c N o C a p t i o n > - 
-         < C o n s S a l e s I n v o i c e L i n e _ L i n e N o C a p t i o n > C o n s S a l e s I n v o i c e L i n e _ L i n e N o C a p t i o n < / C o n s S a l e s I n v o i c e L i n e _ L i n e N o C a p t i o n > - 
-         < C o n s S a l e s I n v o i c e L i n e _ S a l e s I n v o i c e A m o u n t C a p t i o n > C o n s S a l e s I n v o i c e L i n e _ S a l e s I n v o i c e A m o u n t C a p t i o n < / C o n s S a l e s I n v o i c e L i n e _ S a l e s I n v o i c e A m o u n t C a p t i o n > - 
-         < C o n s S a l e s I n v o i c e L i n e _ S a l e s I n v o i c e C a p t i o n > C o n s S a l e s I n v o i c e L i n e _ S a l e s I n v o i c e C a p t i o n < / C o n s S a l e s I n v o i c e L i n e _ S a l e s I n v o i c e C a p t i o n > +         < C h i l d I n v o i c e _ C o n s S a l e s I n v o i c e L i n e C a p t i o n > C h i l d I n v o i c e _ C o n s S a l e s I n v o i c e L i n e C a p t i o n < / C h i l d I n v o i c e _ C o n s S a l e s I n v o i c e L i n e C a p t i o n > + 
+         < C u s t N o _ C o n s S a l e s I n v H e a d e r C a p t i o n > C u s t N o _ C o n s S a l e s I n v H e a d e r C a p t i o n < / C u s t N o _ C o n s S a l e s I n v H e a d e r C a p t i o n > + 
+         < D o c u m e n t N o _ C o n s S a l e s I n v o i c e L i n e C a p t i o n > D o c u m e n t N o _ C o n s S a l e s I n v o i c e L i n e C a p t i o n < / D o c u m e n t N o _ C o n s S a l e s I n v o i c e L i n e C a p t i o n > + 
+         < D u e D a t e _ C o n s S a l e s I n v H e a d e r C a p t i o n > D u e D a t e _ C o n s S a l e s I n v H e a d e r C a p t i o n < / D u e D a t e _ C o n s S a l e s I n v H e a d e r C a p t i o n > + 
+         < D u e D a t e _ C o n s S a l e s I n v o i c e L i n e C a p t i o n > D u e D a t e _ C o n s S a l e s I n v o i c e L i n e C a p t i o n < / D u e D a t e _ C o n s S a l e s I n v o i c e L i n e C a p t i o n > + 
+         < F r o m D a t e _ C o n s S a l e s I n v H e a d e r C a p t i o n > F r o m D a t e _ C o n s S a l e s I n v H e a d e r C a p t i o n < / F r o m D a t e _ C o n s S a l e s I n v H e a d e r C a p t i o n > + 
+         < I n v o i c e A m o u n t _ C o n s S a l e s I n v o i c e L i n e C a p t i o n > I n v o i c e A m o u n t _ C o n s S a l e s I n v o i c e L i n e C a p t i o n < / I n v o i c e A m o u n t _ C o n s S a l e s I n v o i c e L i n e C a p t i o n > + 
+         < L i n e N o _ C o n s S a l e s I n v o i c e L i n e C a p t i o n > L i n e N o _ C o n s S a l e s I n v o i c e L i n e C a p t i o n < / L i n e N o _ C o n s S a l e s I n v o i c e L i n e C a p t i o n > + 
+         < N o _ C o n s S a l e s I n v H e a d e r C a p t i o n > N o _ C o n s S a l e s I n v H e a d e r C a p t i o n < / N o _ C o n s S a l e s I n v H e a d e r C a p t i o n > + 
+         < S t a t u s _ C o n s S a l e s I n v H e a d e r C a p t i o n > S t a t u s _ C o n s S a l e s I n v H e a d e r C a p t i o n < / S t a t u s _ C o n s S a l e s I n v H e a d e r C a p t i o n > + 
+         < T o D a t e _ C o n s S a l e s I n v H e a d e r C a p t i o n > T o D a t e _ C o n s S a l e s I n v H e a d e r C a p t i o n < / T o D a t e _ C o n s S a l e s I n v H e a d e r C a p t i o n >   
      < / L a b e l s >   
-     < C o n s S a l e s I n v o i c e L i n e > - 
-         < C o n s S a l e s I n v o i c e L i n e _ D o c N o > C o n s S a l e s I n v o i c e L i n e _ D o c N o < / C o n s S a l e s I n v o i c e L i n e _ D o c N o > - 
-         < C o n s S a l e s I n v o i c e L i n e _ L i n e N o > C o n s S a l e s I n v o i c e L i n e _ L i n e N o < / C o n s S a l e s I n v o i c e L i n e _ L i n e N o > - 
-         < C o n s S a l e s I n v o i c e L i n e _ S a l e s I n v o i c e > C o n s S a l e s I n v o i c e L i n e _ S a l e s I n v o i c e < / C o n s S a l e s I n v o i c e L i n e _ S a l e s I n v o i c e > - 
-         < C o n s S a l e s I n v o i c e L i n e _ S a l e s I n v o i c e A m o u n t > C o n s S a l e s I n v o i c e L i n e _ S a l e s I n v o i c e A m o u n t < / C o n s S a l e s I n v o i c e L i n e _ S a l e s I n v o i c e A m o u n t > - 
-     < / C o n s S a l e s I n v o i c e L i n e > +     < C o n s S a l e s I n v H e a d e r > + 
+         < C u s t N o _ C o n s S a l e s I n v H e a d e r > C u s t N o _ C o n s S a l e s I n v H e a d e r < / C u s t N o _ C o n s S a l e s I n v H e a d e r > + 
+         < D u e D a t e _ C o n s S a l e s I n v H e a d e r > D u e D a t e _ C o n s S a l e s I n v H e a d e r < / D u e D a t e _ C o n s S a l e s I n v H e a d e r > + 
+         < F r o m D a t e _ C o n s S a l e s I n v H e a d e r > F r o m D a t e _ C o n s S a l e s I n v H e a d e r < / F r o m D a t e _ C o n s S a l e s I n v H e a d e r > + 
+         < N o _ C o n s S a l e s I n v H e a d e r > N o _ C o n s S a l e s I n v H e a d e r < / N o _ C o n s S a l e s I n v H e a d e r > + 
+         < S t a t u s _ C o n s S a l e s I n v H e a d e r > S t a t u s _ C o n s S a l e s I n v H e a d e r < / S t a t u s _ C o n s S a l e s I n v H e a d e r > + 
+         < T o D a t e _ C o n s S a l e s I n v H e a d e r > T o D a t e _ C o n s S a l e s I n v H e a d e r < / T o D a t e _ C o n s S a l e s I n v H e a d e r > + 
+         < C o n s S a l e s I n v o i c e L i n e > + 
+             < C h i l d I n v o i c e _ C o n s S a l e s I n v o i c e L i n e > C h i l d I n v o i c e _ C o n s S a l e s I n v o i c e L i n e < / C h i l d I n v o i c e _ C o n s S a l e s I n v o i c e L i n e > + 
+             < D o c u m e n t N o _ C o n s S a l e s I n v o i c e L i n e > D o c u m e n t N o _ C o n s S a l e s I n v o i c e L i n e < / D o c u m e n t N o _ C o n s S a l e s I n v o i c e L i n e > + 
+             < D u e D a t e _ C o n s S a l e s I n v o i c e L i n e > D u e D a t e _ C o n s S a l e s I n v o i c e L i n e < / D u e D a t e _ C o n s S a l e s I n v o i c e L i n e > + 
+             < I n v o i c e A m o u n t _ C o n s S a l e s I n v o i c e L i n e > I n v o i c e A m o u n t _ C o n s S a l e s I n v o i c e L i n e < / I n v o i c e A m o u n t _ C o n s S a l e s I n v o i c e L i n e > + 
+             < L i n e N o _ C o n s S a l e s I n v o i c e L i n e > L i n e N o _ C o n s S a l e s I n v o i c e L i n e < / L i n e N o _ C o n s S a l e s I n v o i c e L i n e > + 
+         < / C o n s S a l e s I n v o i c e L i n e > + 
+     < / C o n s S a l e s I n v H e a d e r >   
  < / N a v W o r d R e p o r t X m l P a r t > 
 </file>
 
 <file path=customXml/itemProps1.xml><?xml version="1.0" encoding="utf-8"?>
+<ds:datastoreItem xmlns:ds="http://schemas.openxmlformats.org/officeDocument/2006/customXml" ds:itemID="{0F38F8A5-3843-46EC-BA84-C260E627B75B}">
+  <ds:schemaRefs>
+    <ds:schemaRef ds:uri="http://schemas.openxmlformats.org/officeDocument/2006/bibliography"/>
+  </ds:schemaRefs>
+</ds:datastoreItem>
+</file>
+
+<file path=customXml/itemProps2.xml><?xml version="1.0" encoding="utf-8"?>
 <ds:datastoreItem xmlns:ds="http://schemas.openxmlformats.org/officeDocument/2006/customXml" ds:itemID="{4DDB2623-6F52-4CC1-8AFA-1F2BE3A6886E}">
   <ds:schemaRefs>
     <ds:schemaRef ds:uri="urn:microsoft-dynamics-nav/reports/Cons_invoice_report_SGS/50100/"/>

--- a/Layout/ConsInvoiceSGSListWord.docx
+++ b/Layout/ConsInvoiceSGSListWord.docx
@@ -248,7 +248,7 @@
           <w:placeholder>
             <w:docPart w:val="DefaultPlaceholder_-1854013440"/>
           </w:placeholder>
-          <w15:dataBinding w:prefixMappings="xmlns:ns0='urn:microsoft-dynamics-nav/reports/Cons_invoice_report_SGS/50100/' " w:xpath="/ns0:NavWordReportXmlPart[1]/ns0:ConsSalesInvHeader[1]/ns0:No_ConsSalesInvHeader[1]" w:storeItemID="{4DDB2623-6F52-4CC1-8AFA-1F2BE3A6886E}" w16sdtdh:storeItemChecksum="v4mo1w=="/>
+          <w15:dataBinding w:prefixMappings="xmlns:ns0='urn:microsoft-dynamics-nav/reports/Cons_invoice_report_SGS/50100/' " w:xpath="/ns0:NavWordReportXmlPart[1]/ns0:ConsSalesInvHeader[1]/ns0:No_ConsSalesInvHeader[1]" w:storeItemID="{4DDB2623-6F52-4CC1-8AFA-1F2BE3A6886E}" w16sdtdh:storeItemChecksum="6riOjg=="/>
         </w:sdtPr>
         <w:sdtEndPr/>
         <w:sdtContent>
@@ -311,7 +311,7 @@
           <w:placeholder>
             <w:docPart w:val="DefaultPlaceholder_-1854013440"/>
           </w:placeholder>
-          <w15:dataBinding w:prefixMappings="xmlns:ns0='urn:microsoft-dynamics-nav/reports/Cons_invoice_report_SGS/50100/' " w:xpath="/ns0:NavWordReportXmlPart[1]/ns0:ConsSalesInvHeader[1]/ns0:CustNo_ConsSalesInvHeader[1]" w:storeItemID="{4DDB2623-6F52-4CC1-8AFA-1F2BE3A6886E}" w16sdtdh:storeItemChecksum="v4mo1w=="/>
+          <w15:dataBinding w:prefixMappings="xmlns:ns0='urn:microsoft-dynamics-nav/reports/Cons_invoice_report_SGS/50100/' " w:xpath="/ns0:NavWordReportXmlPart[1]/ns0:ConsSalesInvHeader[1]/ns0:CustNo_ConsSalesInvHeader[1]" w:storeItemID="{4DDB2623-6F52-4CC1-8AFA-1F2BE3A6886E}" w16sdtdh:storeItemChecksum="6riOjg=="/>
         </w:sdtPr>
         <w:sdtEndPr/>
         <w:sdtContent>
@@ -339,7 +339,21 @@
           <w:sz w:val="28"/>
           <w:szCs w:val="28"/>
         </w:rPr>
-        <w:t xml:space="preserve">From Date: </w:t>
+        <w:t>Consolidate</w:t>
+      </w:r>
+      <w:r>
+        <w:rPr>
+          <w:sz w:val="28"/>
+          <w:szCs w:val="28"/>
+        </w:rPr>
+        <w:t xml:space="preserve"> Date</w:t>
+      </w:r>
+      <w:r>
+        <w:rPr>
+          <w:sz w:val="28"/>
+          <w:szCs w:val="28"/>
+        </w:rPr>
+        <w:t xml:space="preserve">: </w:t>
       </w:r>
       <w:sdt>
         <w:sdtPr>
@@ -347,11 +361,11 @@
             <w:sz w:val="28"/>
             <w:szCs w:val="28"/>
           </w:rPr>
-          <w:id w:val="-633101579"/>
+          <w:id w:val="-1917393357"/>
           <w:placeholder>
             <w:docPart w:val="DefaultPlaceholder_-1854013440"/>
           </w:placeholder>
-          <w15:dataBinding w:prefixMappings="xmlns:ns0='urn:microsoft-dynamics-nav/reports/Cons_invoice_report_SGS/50100/' " w:xpath="/ns0:NavWordReportXmlPart[1]/ns0:ConsSalesInvHeader[1]/ns0:FromDate_ConsSalesInvHeader[1]" w:storeItemID="{4DDB2623-6F52-4CC1-8AFA-1F2BE3A6886E}" w16sdtdh:storeItemChecksum="v4mo1w=="/>
+          <w15:dataBinding w:prefixMappings="xmlns:ns0='urn:microsoft-dynamics-nav/reports/Cons_invoice_report_SGS/50100/' " w:xpath="/ns0:NavWordReportXmlPart[1]/ns0:ConsSalesInvHeader[1]/ns0:ConsDate_ConsSalesInvHeader[1]" w:storeItemID="{4DDB2623-6F52-4CC1-8AFA-1F2BE3A6886E}" w16sdtdh:storeItemChecksum="6riOjg=="/>
         </w:sdtPr>
         <w:sdtEndPr/>
         <w:sdtContent>
@@ -361,47 +375,7 @@
               <w:sz w:val="28"/>
               <w:szCs w:val="28"/>
             </w:rPr>
-            <w:t>FromDate_ConsSalesInvHeader</w:t>
-          </w:r>
-          <w:proofErr w:type="spellEnd"/>
-        </w:sdtContent>
-      </w:sdt>
-    </w:p>
-    <w:p>
-      <w:pPr>
-        <w:rPr>
-          <w:sz w:val="28"/>
-          <w:szCs w:val="28"/>
-        </w:rPr>
-      </w:pPr>
-      <w:r>
-        <w:rPr>
-          <w:sz w:val="28"/>
-          <w:szCs w:val="28"/>
-        </w:rPr>
-        <w:t xml:space="preserve">To Date: </w:t>
-      </w:r>
-      <w:sdt>
-        <w:sdtPr>
-          <w:rPr>
-            <w:sz w:val="28"/>
-            <w:szCs w:val="28"/>
-          </w:rPr>
-          <w:id w:val="1269511224"/>
-          <w:placeholder>
-            <w:docPart w:val="DefaultPlaceholder_-1854013440"/>
-          </w:placeholder>
-          <w15:dataBinding w:prefixMappings="xmlns:ns0='urn:microsoft-dynamics-nav/reports/Cons_invoice_report_SGS/50100/' " w:xpath="/ns0:NavWordReportXmlPart[1]/ns0:ConsSalesInvHeader[1]/ns0:ToDate_ConsSalesInvHeader[1]" w:storeItemID="{4DDB2623-6F52-4CC1-8AFA-1F2BE3A6886E}" w16sdtdh:storeItemChecksum="v4mo1w=="/>
-        </w:sdtPr>
-        <w:sdtEndPr/>
-        <w:sdtContent>
-          <w:proofErr w:type="spellStart"/>
-          <w:r>
-            <w:rPr>
-              <w:sz w:val="28"/>
-              <w:szCs w:val="28"/>
-            </w:rPr>
-            <w:t>ToDate_ConsSalesInvHeader</w:t>
+            <w:t>ConsDate_ConsSalesInvHeader</w:t>
           </w:r>
           <w:proofErr w:type="spellEnd"/>
         </w:sdtContent>
@@ -438,7 +412,7 @@
           <w:placeholder>
             <w:docPart w:val="DefaultPlaceholder_-1854013440"/>
           </w:placeholder>
-          <w15:dataBinding w:prefixMappings="xmlns:ns0='urn:microsoft-dynamics-nav/reports/Cons_invoice_report_SGS/50100/' " w:xpath="/ns0:NavWordReportXmlPart[1]/ns0:ConsSalesInvHeader[1]/ns0:DueDate_ConsSalesInvHeader[1]" w:storeItemID="{4DDB2623-6F52-4CC1-8AFA-1F2BE3A6886E}" w16sdtdh:storeItemChecksum="v4mo1w=="/>
+          <w15:dataBinding w:prefixMappings="xmlns:ns0='urn:microsoft-dynamics-nav/reports/Cons_invoice_report_SGS/50100/' " w:xpath="/ns0:NavWordReportXmlPart[1]/ns0:ConsSalesInvHeader[1]/ns0:DueDate_ConsSalesInvHeader[1]" w:storeItemID="{4DDB2623-6F52-4CC1-8AFA-1F2BE3A6886E}" w16sdtdh:storeItemChecksum="6riOjg=="/>
         </w:sdtPr>
         <w:sdtEndPr/>
         <w:sdtContent>
@@ -478,7 +452,7 @@
           <w:placeholder>
             <w:docPart w:val="DefaultPlaceholder_-1854013440"/>
           </w:placeholder>
-          <w15:dataBinding w:prefixMappings="xmlns:ns0='urn:microsoft-dynamics-nav/reports/Cons_invoice_report_SGS/50100/' " w:xpath="/ns0:NavWordReportXmlPart[1]/ns0:ConsSalesInvHeader[1]/ns0:Status_ConsSalesInvHeader[1]" w:storeItemID="{4DDB2623-6F52-4CC1-8AFA-1F2BE3A6886E}" w16sdtdh:storeItemChecksum="v4mo1w=="/>
+          <w15:dataBinding w:prefixMappings="xmlns:ns0='urn:microsoft-dynamics-nav/reports/Cons_invoice_report_SGS/50100/' " w:xpath="/ns0:NavWordReportXmlPart[1]/ns0:ConsSalesInvHeader[1]/ns0:Status_ConsSalesInvHeader[1]" w:storeItemID="{4DDB2623-6F52-4CC1-8AFA-1F2BE3A6886E}" w16sdtdh:storeItemChecksum="6riOjg=="/>
         </w:sdtPr>
         <w:sdtEndPr/>
         <w:sdtContent>
@@ -498,31 +472,23 @@
     <w:tbl>
       <w:tblPr>
         <w:tblStyle w:val="TableGrid"/>
-        <w:tblW w:w="10097" w:type="dxa"/>
+        <w:tblW w:w="10075" w:type="dxa"/>
         <w:tblLayout w:type="fixed"/>
         <w:tblLook w:val="04A0" w:firstRow="1" w:lastRow="0" w:firstColumn="1" w:lastColumn="0" w:noHBand="0" w:noVBand="1"/>
       </w:tblPr>
       <w:tblGrid>
-        <w:gridCol w:w="1350"/>
-        <w:gridCol w:w="2880"/>
-        <w:gridCol w:w="2250"/>
-        <w:gridCol w:w="3617"/>
+        <w:gridCol w:w="1435"/>
+        <w:gridCol w:w="2160"/>
+        <w:gridCol w:w="2160"/>
+        <w:gridCol w:w="2160"/>
+        <w:gridCol w:w="2160"/>
       </w:tblGrid>
       <w:tr>
         <w:tc>
           <w:tcPr>
-            <w:tcW w:w="1350" w:type="dxa"/>
+            <w:tcW w:w="1435" w:type="dxa"/>
           </w:tcPr>
           <w:p>
-            <w:pPr>
-              <w:jc w:val="center"/>
-              <w:rPr>
-                <w:b/>
-                <w:bCs/>
-                <w:sz w:val="28"/>
-                <w:szCs w:val="28"/>
-              </w:rPr>
-            </w:pPr>
             <w:r>
               <w:rPr>
                 <w:b/>
@@ -536,18 +502,9 @@
         </w:tc>
         <w:tc>
           <w:tcPr>
-            <w:tcW w:w="2880" w:type="dxa"/>
+            <w:tcW w:w="2160" w:type="dxa"/>
           </w:tcPr>
           <w:p>
-            <w:pPr>
-              <w:jc w:val="center"/>
-              <w:rPr>
-                <w:b/>
-                <w:bCs/>
-                <w:sz w:val="28"/>
-                <w:szCs w:val="28"/>
-              </w:rPr>
-            </w:pPr>
             <w:r>
               <w:rPr>
                 <w:b/>
@@ -561,18 +518,9 @@
         </w:tc>
         <w:tc>
           <w:tcPr>
-            <w:tcW w:w="2250" w:type="dxa"/>
+            <w:tcW w:w="2160" w:type="dxa"/>
           </w:tcPr>
           <w:p>
-            <w:pPr>
-              <w:jc w:val="center"/>
-              <w:rPr>
-                <w:b/>
-                <w:bCs/>
-                <w:sz w:val="28"/>
-                <w:szCs w:val="28"/>
-              </w:rPr>
-            </w:pPr>
             <w:r>
               <w:rPr>
                 <w:b/>
@@ -586,18 +534,25 @@
         </w:tc>
         <w:tc>
           <w:tcPr>
-            <w:tcW w:w="3617" w:type="dxa"/>
+            <w:tcW w:w="2160" w:type="dxa"/>
           </w:tcPr>
           <w:p>
-            <w:pPr>
-              <w:jc w:val="center"/>
+            <w:r>
               <w:rPr>
                 <w:b/>
                 <w:bCs/>
                 <w:sz w:val="28"/>
                 <w:szCs w:val="28"/>
               </w:rPr>
-            </w:pPr>
+              <w:t>Posting Date</w:t>
+            </w:r>
+          </w:p>
+        </w:tc>
+        <w:tc>
+          <w:tcPr>
+            <w:tcW w:w="2160" w:type="dxa"/>
+          </w:tcPr>
+          <w:p>
             <w:r>
               <w:rPr>
                 <w:b/>
@@ -614,7 +569,7 @@
         <w:sdtPr>
           <w:alias w:val="#Nav: /ConsSalesInvHeader/ConsSalesInvoiceLine"/>
           <w:tag w:val="#Nav: Cons_invoice_report_SGS/50100"/>
-          <w:id w:val="-2022928825"/>
+          <w:id w:val="-958337453"/>
           <w15:dataBinding w:prefixMappings="xmlns:ns0='urn:microsoft-dynamics-nav/reports/Cons_invoice_report_SGS/50100/'" w:xpath="/ns0:NavWordReportXmlPart[1]/ns0:ConsSalesInvHeader[1]/ns0:ConsSalesInvoiceLine" w:storeItemID="{4DDB2623-6F52-4CC1-8AFA-1F2BE3A6886E}"/>
           <w15:repeatingSection/>
         </w:sdtPr>
@@ -622,131 +577,167 @@
         <w:sdtContent>
           <w:sdt>
             <w:sdtPr>
-              <w:id w:val="1638373152"/>
+              <w:id w:val="-112288922"/>
               <w:placeholder>
-                <w:docPart w:val="DefaultPlaceholder_-1854013435"/>
+                <w:docPart w:val="53E7531E7C084F60B7505CF53CDDF908"/>
               </w:placeholder>
               <w15:repeatingSectionItem/>
             </w:sdtPr>
             <w:sdtEndPr/>
             <w:sdtContent>
               <w:tr>
-                <w:sdt>
-                  <w:sdtPr>
-                    <w:alias w:val="#Nav: /ConsSalesInvHeader/ConsSalesInvoiceLine/LineNo_ConsSalesInvoiceLine"/>
-                    <w:tag w:val="#Nav: Cons_invoice_report_SGS/50100"/>
-                    <w:id w:val="-88078338"/>
-                    <w:placeholder>
-                      <w:docPart w:val="DefaultPlaceholder_-1854013440"/>
-                    </w:placeholder>
-                    <w15:dataBinding w:prefixMappings="xmlns:ns0='urn:microsoft-dynamics-nav/reports/Cons_invoice_report_SGS/50100/' " w:xpath="/ns0:NavWordReportXmlPart[1]/ns0:ConsSalesInvHeader[1]/ns0:ConsSalesInvoiceLine[1]/ns0:LineNo_ConsSalesInvoiceLine[1]" w:storeItemID="{4DDB2623-6F52-4CC1-8AFA-1F2BE3A6886E}" w16sdtdh:storeItemChecksum="v4mo1w=="/>
-                  </w:sdtPr>
-                  <w:sdtEndPr/>
-                  <w:sdtContent>
-                    <w:tc>
-                      <w:tcPr>
-                        <w:tcW w:w="1350" w:type="dxa"/>
-                      </w:tcPr>
+                <w:tc>
+                  <w:tcPr>
+                    <w:tcW w:w="1435" w:type="dxa"/>
+                  </w:tcPr>
+                  <w:sdt>
+                    <w:sdtPr>
+                      <w:alias w:val="#Nav: /ConsSalesInvHeader/ConsSalesInvoiceLine/LineNo_ConsSalesInvoiceLine"/>
+                      <w:tag w:val="#Nav: Cons_invoice_report_SGS/50100"/>
+                      <w:id w:val="1938547789"/>
+                      <w:placeholder>
+                        <w:docPart w:val="064912470D48411B917A03DADC9CCDF0"/>
+                      </w:placeholder>
+                      <w15:dataBinding w:prefixMappings="xmlns:ns0='urn:microsoft-dynamics-nav/reports/Cons_invoice_report_SGS/50100/' " w:xpath="/ns0:NavWordReportXmlPart[1]/ns0:ConsSalesInvHeader[1]/ns0:ConsSalesInvoiceLine[1]/ns0:LineNo_ConsSalesInvoiceLine[1]" w:storeItemID="{4DDB2623-6F52-4CC1-8AFA-1F2BE3A6886E}" w16sdtdh:storeItemChecksum="6riOjg=="/>
+                    </w:sdtPr>
+                    <w:sdtEndPr/>
+                    <w:sdtContent>
                       <w:p>
-                        <w:pPr>
-                          <w:jc w:val="center"/>
-                        </w:pPr>
                         <w:proofErr w:type="spellStart"/>
                         <w:r>
                           <w:t>LineNo_ConsSalesInvoiceLine</w:t>
                         </w:r>
                         <w:proofErr w:type="spellEnd"/>
                       </w:p>
-                    </w:tc>
-                  </w:sdtContent>
-                </w:sdt>
-                <w:sdt>
-                  <w:sdtPr>
-                    <w:alias w:val="#Nav: /ConsSalesInvHeader/ConsSalesInvoiceLine/ChildInvoice_ConsSalesInvoiceLine"/>
-                    <w:tag w:val="#Nav: Cons_invoice_report_SGS/50100"/>
-                    <w:id w:val="-1104334162"/>
-                    <w:placeholder>
-                      <w:docPart w:val="DefaultPlaceholder_-1854013440"/>
-                    </w:placeholder>
-                    <w15:dataBinding w:prefixMappings="xmlns:ns0='urn:microsoft-dynamics-nav/reports/Cons_invoice_report_SGS/50100/' " w:xpath="/ns0:NavWordReportXmlPart[1]/ns0:ConsSalesInvHeader[1]/ns0:ConsSalesInvoiceLine[1]/ns0:ChildInvoice_ConsSalesInvoiceLine[1]" w:storeItemID="{4DDB2623-6F52-4CC1-8AFA-1F2BE3A6886E}" w16sdtdh:storeItemChecksum="v4mo1w=="/>
-                  </w:sdtPr>
-                  <w:sdtEndPr/>
-                  <w:sdtContent>
-                    <w:tc>
-                      <w:tcPr>
-                        <w:tcW w:w="2880" w:type="dxa"/>
-                      </w:tcPr>
+                    </w:sdtContent>
+                  </w:sdt>
+                  <w:p/>
+                </w:tc>
+                <w:tc>
+                  <w:tcPr>
+                    <w:tcW w:w="2160" w:type="dxa"/>
+                  </w:tcPr>
+                  <w:sdt>
+                    <w:sdtPr>
+                      <w:alias w:val="#Nav: /ConsSalesInvHeader/ConsSalesInvoiceLine/ChildInvoice_ConsSalesInvoiceLine"/>
+                      <w:tag w:val="#Nav: Cons_invoice_report_SGS/50100"/>
+                      <w:id w:val="187190139"/>
+                      <w:placeholder>
+                        <w:docPart w:val="064912470D48411B917A03DADC9CCDF0"/>
+                      </w:placeholder>
+                      <w15:dataBinding w:prefixMappings="xmlns:ns0='urn:microsoft-dynamics-nav/reports/Cons_invoice_report_SGS/50100/' " w:xpath="/ns0:NavWordReportXmlPart[1]/ns0:ConsSalesInvHeader[1]/ns0:ConsSalesInvoiceLine[1]/ns0:ChildInvoice_ConsSalesInvoiceLine[1]" w:storeItemID="{4DDB2623-6F52-4CC1-8AFA-1F2BE3A6886E}" w16sdtdh:storeItemChecksum="6riOjg=="/>
+                    </w:sdtPr>
+                    <w:sdtEndPr/>
+                    <w:sdtContent>
                       <w:p>
-                        <w:pPr>
-                          <w:jc w:val="center"/>
-                        </w:pPr>
                         <w:proofErr w:type="spellStart"/>
                         <w:r>
                           <w:t>ChildInvoice_ConsSalesInvoiceLine</w:t>
                         </w:r>
                         <w:proofErr w:type="spellEnd"/>
                       </w:p>
-                    </w:tc>
-                  </w:sdtContent>
-                </w:sdt>
-                <w:sdt>
-                  <w:sdtPr>
-                    <w:alias w:val="#Nav: /ConsSalesInvHeader/ConsSalesInvoiceLine/InvoiceAmount_ConsSalesInvoiceLine"/>
-                    <w:tag w:val="#Nav: Cons_invoice_report_SGS/50100"/>
-                    <w:id w:val="-1770931340"/>
-                    <w:placeholder>
-                      <w:docPart w:val="DefaultPlaceholder_-1854013440"/>
-                    </w:placeholder>
-                    <w15:dataBinding w:prefixMappings="xmlns:ns0='urn:microsoft-dynamics-nav/reports/Cons_invoice_report_SGS/50100/' " w:xpath="/ns0:NavWordReportXmlPart[1]/ns0:ConsSalesInvHeader[1]/ns0:ConsSalesInvoiceLine[1]/ns0:InvoiceAmount_ConsSalesInvoiceLine[1]" w:storeItemID="{4DDB2623-6F52-4CC1-8AFA-1F2BE3A6886E}" w16sdtdh:storeItemChecksum="v4mo1w=="/>
-                  </w:sdtPr>
-                  <w:sdtEndPr/>
-                  <w:sdtContent>
-                    <w:tc>
-                      <w:tcPr>
-                        <w:tcW w:w="2250" w:type="dxa"/>
-                      </w:tcPr>
+                    </w:sdtContent>
+                  </w:sdt>
+                  <w:p/>
+                </w:tc>
+                <w:tc>
+                  <w:tcPr>
+                    <w:tcW w:w="2160" w:type="dxa"/>
+                  </w:tcPr>
+                  <w:sdt>
+                    <w:sdtPr>
+                      <w:alias w:val="#Nav: /ConsSalesInvHeader/ConsSalesInvoiceLine/InvoiceAmount_ConsSalesInvoiceLine"/>
+                      <w:tag w:val="#Nav: Cons_invoice_report_SGS/50100"/>
+                      <w:id w:val="-137731653"/>
+                      <w:placeholder>
+                        <w:docPart w:val="064912470D48411B917A03DADC9CCDF0"/>
+                      </w:placeholder>
+                      <w15:dataBinding w:prefixMappings="xmlns:ns0='urn:microsoft-dynamics-nav/reports/Cons_invoice_report_SGS/50100/' " w:xpath="/ns0:NavWordReportXmlPart[1]/ns0:ConsSalesInvHeader[1]/ns0:ConsSalesInvoiceLine[1]/ns0:InvoiceAmount_ConsSalesInvoiceLine[1]" w:storeItemID="{4DDB2623-6F52-4CC1-8AFA-1F2BE3A6886E}" w16sdtdh:storeItemChecksum="6riOjg=="/>
+                    </w:sdtPr>
+                    <w:sdtEndPr/>
+                    <w:sdtContent>
                       <w:p>
-                        <w:pPr>
-                          <w:jc w:val="center"/>
-                        </w:pPr>
                         <w:proofErr w:type="spellStart"/>
                         <w:r>
                           <w:t>InvoiceAmount_ConsSalesInvoiceLine</w:t>
                         </w:r>
                         <w:proofErr w:type="spellEnd"/>
                       </w:p>
-                    </w:tc>
-                  </w:sdtContent>
-                </w:sdt>
-                <w:sdt>
-                  <w:sdtPr>
-                    <w:alias w:val="#Nav: /ConsSalesInvHeader/ConsSalesInvoiceLine/DueDate_ConsSalesInvoiceLine"/>
-                    <w:tag w:val="#Nav: Cons_invoice_report_SGS/50100"/>
-                    <w:id w:val="725871131"/>
-                    <w:placeholder>
-                      <w:docPart w:val="DefaultPlaceholder_-1854013440"/>
-                    </w:placeholder>
-                    <w15:dataBinding w:prefixMappings="xmlns:ns0='urn:microsoft-dynamics-nav/reports/Cons_invoice_report_SGS/50100/' " w:xpath="/ns0:NavWordReportXmlPart[1]/ns0:ConsSalesInvHeader[1]/ns0:ConsSalesInvoiceLine[1]/ns0:DueDate_ConsSalesInvoiceLine[1]" w:storeItemID="{4DDB2623-6F52-4CC1-8AFA-1F2BE3A6886E}" w16sdtdh:storeItemChecksum="v4mo1w=="/>
-                  </w:sdtPr>
-                  <w:sdtEndPr/>
-                  <w:sdtContent>
-                    <w:tc>
-                      <w:tcPr>
-                        <w:tcW w:w="3617" w:type="dxa"/>
-                      </w:tcPr>
+                    </w:sdtContent>
+                  </w:sdt>
+                  <w:p/>
+                </w:tc>
+                <w:tc>
+                  <w:tcPr>
+                    <w:tcW w:w="2160" w:type="dxa"/>
+                  </w:tcPr>
+                  <w:sdt>
+                    <w:sdtPr>
+                      <w:alias w:val="#Nav: /ConsSalesInvHeader/ConsSalesInvoiceLine/PostingDate_ConsSalesInvoiceLine"/>
+                      <w:tag w:val="#Nav: Cons_invoice_report_SGS/50100"/>
+                      <w:id w:val="1145545733"/>
+                      <w:placeholder>
+                        <w:docPart w:val="064912470D48411B917A03DADC9CCDF0"/>
+                      </w:placeholder>
+                      <w15:dataBinding w:prefixMappings="xmlns:ns0='urn:microsoft-dynamics-nav/reports/Cons_invoice_report_SGS/50100/' " w:xpath="/ns0:NavWordReportXmlPart[1]/ns0:ConsSalesInvHeader[1]/ns0:ConsSalesInvoiceLine[1]/ns0:PostingDate_ConsSalesInvoiceLine[1]" w:storeItemID="{4DDB2623-6F52-4CC1-8AFA-1F2BE3A6886E}" w16sdtdh:storeItemChecksum="6riOjg=="/>
+                    </w:sdtPr>
+                    <w:sdtEndPr/>
+                    <w:sdtContent>
                       <w:p>
-                        <w:pPr>
-                          <w:jc w:val="center"/>
-                        </w:pPr>
+                        <w:proofErr w:type="gramStart"/>
+                        <w:r>
+                          <w:t xml:space="preserve">{{ </w:t>
+                        </w:r>
                         <w:proofErr w:type="spellStart"/>
+                        <w:r>
+                          <w:t>PostingDate</w:t>
+                        </w:r>
+                        <w:proofErr w:type="gramEnd"/>
+                        <w:r>
+                          <w:t>_ConsSalesInvoiceLine</w:t>
+                        </w:r>
+                        <w:proofErr w:type="spellEnd"/>
+                        <w:r>
+                          <w:t xml:space="preserve"> \@ MM-dd-</w:t>
+                        </w:r>
+                        <w:proofErr w:type="spellStart"/>
+                        <w:r>
+                          <w:t>yyyy</w:t>
+                        </w:r>
+                        <w:proofErr w:type="spellEnd"/>
+                        <w:r>
+                          <w:t xml:space="preserve"> }}</w:t>
+                        </w:r>
+                      </w:p>
+                    </w:sdtContent>
+                  </w:sdt>
+                  <w:p/>
+                </w:tc>
+                <w:tc>
+                  <w:tcPr>
+                    <w:tcW w:w="2160" w:type="dxa"/>
+                  </w:tcPr>
+                  <w:sdt>
+                    <w:sdtPr>
+                      <w:alias w:val="#Nav: /ConsSalesInvHeader/ConsSalesInvoiceLine/DueDate_ConsSalesInvoiceLine"/>
+                      <w:tag w:val="#Nav: Cons_invoice_report_SGS/50100"/>
+                      <w:id w:val="-1519838079"/>
+                      <w:placeholder>
+                        <w:docPart w:val="064912470D48411B917A03DADC9CCDF0"/>
+                      </w:placeholder>
+                      <w15:dataBinding w:prefixMappings="xmlns:ns0='urn:microsoft-dynamics-nav/reports/Cons_invoice_report_SGS/50100/' " w:xpath="/ns0:NavWordReportXmlPart[1]/ns0:ConsSalesInvHeader[1]/ns0:ConsSalesInvoiceLine[1]/ns0:DueDate_ConsSalesInvoiceLine[1]" w:storeItemID="{4DDB2623-6F52-4CC1-8AFA-1F2BE3A6886E}" w16sdtdh:storeItemChecksum="6riOjg=="/>
+                    </w:sdtPr>
+                    <w:sdtEndPr/>
+                    <w:sdtContent>
+                      <w:p>
                         <w:r>
                           <w:t>DueDate_ConsSalesInvoiceLine</w:t>
                         </w:r>
-                        <w:proofErr w:type="spellEnd"/>
                       </w:p>
-                    </w:tc>
-                  </w:sdtContent>
-                </w:sdt>
+                    </w:sdtContent>
+                  </w:sdt>
+                  <w:p/>
+                </w:tc>
               </w:tr>
             </w:sdtContent>
           </w:sdt>
@@ -1253,7 +1244,7 @@
     </w:docPart>
     <w:docPart>
       <w:docPartPr>
-        <w:name w:val="DefaultPlaceholder_-1854013435"/>
+        <w:name w:val="53E7531E7C084F60B7505CF53CDDF908"/>
         <w:category>
           <w:name w:val="General"/>
           <w:gallery w:val="placeholder"/>
@@ -1264,15 +1255,47 @@
         <w:behaviors>
           <w:behavior w:val="content"/>
         </w:behaviors>
-        <w:guid w:val="{DFCBCC97-F6EE-410C-A1A6-4DEFE54212E3}"/>
+        <w:guid w:val="{56323AFC-8EEC-4970-801D-6FCD463A1BA4}"/>
       </w:docPartPr>
       <w:docPartBody>
         <w:p>
+          <w:pPr>
+            <w:pStyle w:val="53E7531E7C084F60B7505CF53CDDF908"/>
+          </w:pPr>
           <w:r>
             <w:rPr>
               <w:rStyle w:val="PlaceholderText"/>
             </w:rPr>
             <w:t>Enter any content that you want to repeat, including other content controls. You can also insert this control around table rows in order to repeat parts of a table.</w:t>
+          </w:r>
+        </w:p>
+      </w:docPartBody>
+    </w:docPart>
+    <w:docPart>
+      <w:docPartPr>
+        <w:name w:val="064912470D48411B917A03DADC9CCDF0"/>
+        <w:category>
+          <w:name w:val="General"/>
+          <w:gallery w:val="placeholder"/>
+        </w:category>
+        <w:types>
+          <w:type w:val="bbPlcHdr"/>
+        </w:types>
+        <w:behaviors>
+          <w:behavior w:val="content"/>
+        </w:behaviors>
+        <w:guid w:val="{D3623890-0D2F-4FEF-B376-693AADB6B663}"/>
+      </w:docPartPr>
+      <w:docPartBody>
+        <w:p>
+          <w:pPr>
+            <w:pStyle w:val="064912470D48411B917A03DADC9CCDF0"/>
+          </w:pPr>
+          <w:r>
+            <w:rPr>
+              <w:rStyle w:val="PlaceholderText"/>
+            </w:rPr>
+            <w:t>Click or tap here to enter text.</w:t>
           </w:r>
         </w:p>
       </w:docPartBody>
@@ -1292,7 +1315,6 @@
   </w:font>
   <w:font w:name="Yu Mincho">
     <w:altName w:val="游明朝"/>
-    <w:panose1 w:val="02020400000000000000"/>
     <w:charset w:val="80"/>
     <w:family w:val="roman"/>
     <w:pitch w:val="variable"/>
@@ -1344,12 +1366,18 @@
     <w:rsid w:val="001F7E25"/>
     <w:rsid w:val="0026519B"/>
     <w:rsid w:val="004A1F78"/>
+    <w:rsid w:val="004D2E5D"/>
+    <w:rsid w:val="0057548D"/>
     <w:rsid w:val="0062548D"/>
+    <w:rsid w:val="007C2D97"/>
     <w:rsid w:val="009A3460"/>
     <w:rsid w:val="00A57FD9"/>
     <w:rsid w:val="00AC18FD"/>
     <w:rsid w:val="00AD5AAA"/>
+    <w:rsid w:val="00B56C8F"/>
+    <w:rsid w:val="00C72574"/>
     <w:rsid w:val="00DE2B92"/>
+    <w:rsid w:val="00E22AB3"/>
     <w:rsid w:val="00EA5B88"/>
   </w:rsids>
   <m:mathPr>
@@ -1804,10 +1832,18 @@
     <w:basedOn w:val="DefaultParagraphFont"/>
     <w:uiPriority w:val="99"/>
     <w:semiHidden/>
-    <w:rsid w:val="00DE2B92"/>
+    <w:rsid w:val="0057548D"/>
     <w:rPr>
       <w:color w:val="808080"/>
     </w:rPr>
+  </w:style>
+  <w:style w:type="paragraph" w:customStyle="1" w:styleId="53E7531E7C084F60B7505CF53CDDF908">
+    <w:name w:val="53E7531E7C084F60B7505CF53CDDF908"/>
+    <w:rsid w:val="0057548D"/>
+  </w:style>
+  <w:style w:type="paragraph" w:customStyle="1" w:styleId="064912470D48411B917A03DADC9CCDF0">
+    <w:name w:val="064912470D48411B917A03DADC9CCDF0"/>
+    <w:rsid w:val="0057548D"/>
   </w:style>
 </w:styles>
 </file>
@@ -2126,6 +2162,8 @@
  
          < C h i l d I n v o i c e _ C o n s S a l e s I n v o i c e L i n e C a p t i o n > C h i l d I n v o i c e _ C o n s S a l e s I n v o i c e L i n e C a p t i o n < / C h i l d I n v o i c e _ C o n s S a l e s I n v o i c e L i n e C a p t i o n >   
+         < C o n s D a t e _ C o n s S a l e s I n v H e a d e r C a p t i o n > C o n s D a t e _ C o n s S a l e s I n v H e a d e r C a p t i o n < / C o n s D a t e _ C o n s S a l e s I n v H e a d e r C a p t i o n > + 
          < C u s t N o _ C o n s S a l e s I n v H e a d e r C a p t i o n > C u s t N o _ C o n s S a l e s I n v H e a d e r C a p t i o n < / C u s t N o _ C o n s S a l e s I n v H e a d e r C a p t i o n >   
          < D o c u m e n t N o _ C o n s S a l e s I n v o i c e L i n e C a p t i o n > D o c u m e n t N o _ C o n s S a l e s I n v o i c e L i n e C a p t i o n < / D o c u m e n t N o _ C o n s S a l e s I n v o i c e L i n e C a p t i o n > @@ -2134,34 +2172,30 @@
  
          < D u e D a t e _ C o n s S a l e s I n v o i c e L i n e C a p t i o n > D u e D a t e _ C o n s S a l e s I n v o i c e L i n e C a p t i o n < / D u e D a t e _ C o n s S a l e s I n v o i c e L i n e C a p t i o n >   
-         < F r o m D a t e _ C o n s S a l e s I n v H e a d e r C a p t i o n > F r o m D a t e _ C o n s S a l e s I n v H e a d e r C a p t i o n < / F r o m D a t e _ C o n s S a l e s I n v H e a d e r C a p t i o n > - 
          < I n v o i c e A m o u n t _ C o n s S a l e s I n v o i c e L i n e C a p t i o n > I n v o i c e A m o u n t _ C o n s S a l e s I n v o i c e L i n e C a p t i o n < / I n v o i c e A m o u n t _ C o n s S a l e s I n v o i c e L i n e C a p t i o n >   
          < L i n e N o _ C o n s S a l e s I n v o i c e L i n e C a p t i o n > L i n e N o _ C o n s S a l e s I n v o i c e L i n e C a p t i o n < / L i n e N o _ C o n s S a l e s I n v o i c e L i n e C a p t i o n >   
          < N o _ C o n s S a l e s I n v H e a d e r C a p t i o n > N o _ C o n s S a l e s I n v H e a d e r C a p t i o n < / N o _ C o n s S a l e s I n v H e a d e r C a p t i o n >   
+         < P o s t i n g D a t e _ C o n s S a l e s I n v o i c e L i n e C a p t i o n > P o s t i n g D a t e _ C o n s S a l e s I n v o i c e L i n e C a p t i o n < / P o s t i n g D a t e _ C o n s S a l e s I n v o i c e L i n e C a p t i o n > + 
          < S t a t u s _ C o n s S a l e s I n v H e a d e r C a p t i o n > S t a t u s _ C o n s S a l e s I n v H e a d e r C a p t i o n < / S t a t u s _ C o n s S a l e s I n v H e a d e r C a p t i o n >   
-         < T o D a t e _ C o n s S a l e s I n v H e a d e r C a p t i o n > T o D a t e _ C o n s S a l e s I n v H e a d e r C a p t i o n < / T o D a t e _ C o n s S a l e s I n v H e a d e r C a p t i o n > - 
      < / L a b e l s >   
      < C o n s S a l e s I n v H e a d e r >   
+         < C o n s D a t e _ C o n s S a l e s I n v H e a d e r > C o n s D a t e _ C o n s S a l e s I n v H e a d e r < / C o n s D a t e _ C o n s S a l e s I n v H e a d e r > + 
          < C u s t N o _ C o n s S a l e s I n v H e a d e r > C u s t N o _ C o n s S a l e s I n v H e a d e r < / C u s t N o _ C o n s S a l e s I n v H e a d e r >   
          < D u e D a t e _ C o n s S a l e s I n v H e a d e r > D u e D a t e _ C o n s S a l e s I n v H e a d e r < / D u e D a t e _ C o n s S a l e s I n v H e a d e r >   
-         < F r o m D a t e _ C o n s S a l e s I n v H e a d e r > F r o m D a t e _ C o n s S a l e s I n v H e a d e r < / F r o m D a t e _ C o n s S a l e s I n v H e a d e r > - 
          < N o _ C o n s S a l e s I n v H e a d e r > N o _ C o n s S a l e s I n v H e a d e r < / N o _ C o n s S a l e s I n v H e a d e r >   
          < S t a t u s _ C o n s S a l e s I n v H e a d e r > S t a t u s _ C o n s S a l e s I n v H e a d e r < / S t a t u s _ C o n s S a l e s I n v H e a d e r >   
-         < T o D a t e _ C o n s S a l e s I n v H e a d e r > T o D a t e _ C o n s S a l e s I n v H e a d e r < / T o D a t e _ C o n s S a l e s I n v H e a d e r > - 
          < C o n s S a l e s I n v o i c e L i n e >   
              < C h i l d I n v o i c e _ C o n s S a l e s I n v o i c e L i n e > C h i l d I n v o i c e _ C o n s S a l e s I n v o i c e L i n e < / C h i l d I n v o i c e _ C o n s S a l e s I n v o i c e L i n e > @@ -2173,6 +2207,8 @@
              < I n v o i c e A m o u n t _ C o n s S a l e s I n v o i c e L i n e > I n v o i c e A m o u n t _ C o n s S a l e s I n v o i c e L i n e < / I n v o i c e A m o u n t _ C o n s S a l e s I n v o i c e L i n e >   
              < L i n e N o _ C o n s S a l e s I n v o i c e L i n e > L i n e N o _ C o n s S a l e s I n v o i c e L i n e < / L i n e N o _ C o n s S a l e s I n v o i c e L i n e > + 
+             < P o s t i n g D a t e _ C o n s S a l e s I n v o i c e L i n e > P o s t i n g D a t e _ C o n s S a l e s I n v o i c e L i n e < / P o s t i n g D a t e _ C o n s S a l e s I n v o i c e L i n e >   
          < / C o n s S a l e s I n v o i c e L i n e >   

--- a/Layout/ConsInvoiceSGSListWord.docx
+++ b/Layout/ConsInvoiceSGSListWord.docx
@@ -2162,23 +2162,15 @@
  
          < C h i l d I n v o i c e _ C o n s S a l e s I n v o i c e L i n e C a p t i o n > C h i l d I n v o i c e _ C o n s S a l e s I n v o i c e L i n e C a p t i o n < / C h i l d I n v o i c e _ C o n s S a l e s I n v o i c e L i n e C a p t i o n >   
-         < C o n s D a t e _ C o n s S a l e s I n v H e a d e r C a p t i o n > C o n s D a t e _ C o n s S a l e s I n v H e a d e r C a p t i o n < / C o n s D a t e _ C o n s S a l e s I n v H e a d e r C a p t i o n > - 
          < C u s t N o _ C o n s S a l e s I n v H e a d e r C a p t i o n > C u s t N o _ C o n s S a l e s I n v H e a d e r C a p t i o n < / C u s t N o _ C o n s S a l e s I n v H e a d e r C a p t i o n >   
          < D o c u m e n t N o _ C o n s S a l e s I n v o i c e L i n e C a p t i o n > D o c u m e n t N o _ C o n s S a l e s I n v o i c e L i n e C a p t i o n < / D o c u m e n t N o _ C o n s S a l e s I n v o i c e L i n e C a p t i o n >   
-         < D u e D a t e _ C o n s S a l e s I n v H e a d e r C a p t i o n > D u e D a t e _ C o n s S a l e s I n v H e a d e r C a p t i o n < / D u e D a t e _ C o n s S a l e s I n v H e a d e r C a p t i o n > - 
-         < D u e D a t e _ C o n s S a l e s I n v o i c e L i n e C a p t i o n > D u e D a t e _ C o n s S a l e s I n v o i c e L i n e C a p t i o n < / D u e D a t e _ C o n s S a l e s I n v o i c e L i n e C a p t i o n > - 
          < I n v o i c e A m o u n t _ C o n s S a l e s I n v o i c e L i n e C a p t i o n > I n v o i c e A m o u n t _ C o n s S a l e s I n v o i c e L i n e C a p t i o n < / I n v o i c e A m o u n t _ C o n s S a l e s I n v o i c e L i n e C a p t i o n >   
          < L i n e N o _ C o n s S a l e s I n v o i c e L i n e C a p t i o n > L i n e N o _ C o n s S a l e s I n v o i c e L i n e C a p t i o n < / L i n e N o _ C o n s S a l e s I n v o i c e L i n e C a p t i o n >   
          < N o _ C o n s S a l e s I n v H e a d e r C a p t i o n > N o _ C o n s S a l e s I n v H e a d e r C a p t i o n < / N o _ C o n s S a l e s I n v H e a d e r C a p t i o n > - 
-         < P o s t i n g D a t e _ C o n s S a l e s I n v o i c e L i n e C a p t i o n > P o s t i n g D a t e _ C o n s S a l e s I n v o i c e L i n e C a p t i o n < / P o s t i n g D a t e _ C o n s S a l e s I n v o i c e L i n e C a p t i o n >   
          < S t a t u s _ C o n s S a l e s I n v H e a d e r C a p t i o n > S t a t u s _ C o n s S a l e s I n v H e a d e r C a p t i o n < / S t a t u s _ C o n s S a l e s I n v H e a d e r C a p t i o n >   
